--- a/downloads/teacher/05 Materials/Unit 03/Slides/Slides 03.06 - Peer Influence Pressure and Refusal Skills.docx
+++ b/downloads/teacher/05 Materials/Unit 03/Slides/Slides 03.06 - Peer Influence Pressure and Refusal Skills.docx
@@ -1031,16 +1031,7 @@
         <w:pStyle w:val="Compact"/>
       </w:pPr>
       <w:r>
-        <w:t xml:space="preserve">Card:</w:t>
-      </w:r>
-      <w:r>
-        <w:t xml:space="preserve"> </w:t>
-      </w:r>
-      <w:r>
-        <w:rPr>
-          <w:rStyle w:val="TeacherNote"/>
-        </w:rPr>
-        <w:t xml:space="preserve">[Sal: one of yesterday’s hardest]</w:t>
+        <w:t xml:space="preserve">Card: one of yesterday’s hardest</w:t>
       </w:r>
     </w:p>
     <w:p>
